--- a/templates/Surat tugas_draft.docx
+++ b/templates/Surat tugas_draft.docx
@@ -1,6 +1,6 @@
 
 <file path=word/document.xml><?xml version="1.0" encoding="utf-8"?>
-<w:document xmlns:wpc="http://schemas.microsoft.com/office/word/2010/wordprocessingCanvas" xmlns:cx="http://schemas.microsoft.com/office/drawing/2014/chartex" xmlns:cx1="http://schemas.microsoft.com/office/drawing/2015/9/8/chartex" xmlns:cx2="http://schemas.microsoft.com/office/drawing/2015/10/21/chartex" xmlns:cx3="http://schemas.microsoft.com/office/drawing/2016/5/9/chartex" xmlns:cx4="http://schemas.microsoft.com/office/drawing/2016/5/10/chartex" xmlns:cx5="http://schemas.microsoft.com/office/drawing/2016/5/11/chartex" xmlns:cx6="http://schemas.microsoft.com/office/drawing/2016/5/12/chartex" xmlns:cx7="http://schemas.microsoft.com/office/drawing/2016/5/13/chartex" xmlns:cx8="http://schemas.microsoft.com/office/drawing/2016/5/14/chartex" xmlns:mc="http://schemas.openxmlformats.org/markup-compatibility/2006" xmlns:aink="http://schemas.microsoft.com/office/drawing/2016/ink" xmlns:am3d="http://schemas.microsoft.com/office/drawing/2017/model3d" xmlns:o="urn:schemas-microsoft-com:office:office" xmlns:oel="http://schemas.microsoft.com/office/2019/extlst" xmlns:r="http://schemas.openxmlformats.org/officeDocument/2006/relationships" xmlns:m="http://schemas.openxmlformats.org/officeDocument/2006/math" xmlns:v="urn:schemas-microsoft-com:vml" xmlns:wp14="http://schemas.microsoft.com/office/word/2010/wordprocessingDrawing" xmlns:wp="http://schemas.openxmlformats.org/drawingml/2006/wordprocessingDrawing" xmlns:w10="urn:schemas-microsoft-com:office:word" xmlns:w="http://schemas.openxmlformats.org/wordprocessingml/2006/main" xmlns:w14="http://schemas.microsoft.com/office/word/2010/wordml" xmlns:w15="http://schemas.microsoft.com/office/word/2012/wordml" xmlns:w16cex="http://schemas.microsoft.com/office/word/2018/wordml/cex" xmlns:w16cid="http://schemas.microsoft.com/office/word/2016/wordml/cid" xmlns:w16="http://schemas.microsoft.com/office/word/2018/wordml" xmlns:w16du="http://schemas.microsoft.com/office/word/2023/wordml/word16du" xmlns:w16sdtdh="http://schemas.microsoft.com/office/word/2020/wordml/sdtdatahash" xmlns:w16sdtfl="http://schemas.microsoft.com/office/word/2024/wordml/sdtformatlock" xmlns:w16se="http://schemas.microsoft.com/office/word/2015/wordml/symex" xmlns:wpg="http://schemas.microsoft.com/office/word/2010/wordprocessingGroup" xmlns:wpi="http://schemas.microsoft.com/office/word/2010/wordprocessingInk" xmlns:wne="http://schemas.microsoft.com/office/word/2006/wordml" xmlns:wps="http://schemas.microsoft.com/office/word/2010/wordprocessingShape" mc:Ignorable="w14 w15 w16se w16cid w16 w16cex w16sdtdh w16sdtfl w16du wp14">
+<w:document xmlns:wpc="http://schemas.microsoft.com/office/word/2010/wordprocessingCanvas" xmlns:cx="http://schemas.microsoft.com/office/drawing/2014/chartex" xmlns:cx1="http://schemas.microsoft.com/office/drawing/2015/9/8/chartex" xmlns:cx2="http://schemas.microsoft.com/office/drawing/2015/10/21/chartex" xmlns:cx3="http://schemas.microsoft.com/office/drawing/2016/5/9/chartex" xmlns:cx4="http://schemas.microsoft.com/office/drawing/2016/5/10/chartex" xmlns:cx5="http://schemas.microsoft.com/office/drawing/2016/5/11/chartex" xmlns:cx6="http://schemas.microsoft.com/office/drawing/2016/5/12/chartex" xmlns:cx7="http://schemas.microsoft.com/office/drawing/2016/5/13/chartex" xmlns:cx8="http://schemas.microsoft.com/office/drawing/2016/5/14/chartex" xmlns:mc="http://schemas.openxmlformats.org/markup-compatibility/2006" xmlns:aink="http://schemas.microsoft.com/office/drawing/2016/ink" xmlns:am3d="http://schemas.microsoft.com/office/drawing/2017/model3d" xmlns:o="urn:schemas-microsoft-com:office:office" xmlns:oel="http://schemas.microsoft.com/office/2019/extlst" xmlns:r="http://schemas.openxmlformats.org/officeDocument/2006/relationships" xmlns:m="http://schemas.openxmlformats.org/officeDocument/2006/math" xmlns:v="urn:schemas-microsoft-com:vml" xmlns:wp14="http://schemas.microsoft.com/office/word/2010/wordprocessingDrawing" xmlns:wp="http://schemas.openxmlformats.org/drawingml/2006/wordprocessingDrawing" xmlns:w10="urn:schemas-microsoft-com:office:word" xmlns:w="http://schemas.openxmlformats.org/wordprocessingml/2006/main" xmlns:w14="http://schemas.microsoft.com/office/word/2010/wordml" xmlns:w15="http://schemas.microsoft.com/office/word/2012/wordml" xmlns:w16cex="http://schemas.microsoft.com/office/word/2018/wordml/cex" xmlns:w16cid="http://schemas.microsoft.com/office/word/2016/wordml/cid" xmlns:w16="http://schemas.microsoft.com/office/word/2018/wordml" xmlns:w16sdtdh="http://schemas.microsoft.com/office/word/2020/wordml/sdtdatahash" xmlns:w16se="http://schemas.microsoft.com/office/word/2015/wordml/symex" xmlns:wpg="http://schemas.microsoft.com/office/word/2010/wordprocessingGroup" xmlns:wpi="http://schemas.microsoft.com/office/word/2010/wordprocessingInk" xmlns:wne="http://schemas.microsoft.com/office/word/2006/wordml" xmlns:wps="http://schemas.microsoft.com/office/word/2010/wordprocessingShape" mc:Ignorable="w14 w15 w16se w16cid w16 w16cex w16sdtdh wp14">
   <w:body>
     <w:tbl>
       <w:tblPr>
@@ -258,12 +258,19 @@
         </w:tc>
       </w:tr>
     </w:tbl>
-    <w:p/>
+    <w:p>
+      <w:pPr>
+        <w:rPr>
+          <w:rFonts w:ascii="Arial" w:hAnsi="Arial" w:cs="Arial"/>
+        </w:rPr>
+      </w:pPr>
+    </w:p>
     <w:p>
       <w:pPr>
         <w:spacing w:after="0"/>
         <w:jc w:val="center"/>
         <w:rPr>
+          <w:rFonts w:ascii="Arial" w:hAnsi="Arial" w:cs="Arial"/>
           <w:b/>
           <w:bCs/>
           <w:sz w:val="28"/>
@@ -273,6 +280,7 @@
       </w:pPr>
       <w:r>
         <w:rPr>
+          <w:rFonts w:ascii="Arial" w:hAnsi="Arial" w:cs="Arial"/>
           <w:b/>
           <w:bCs/>
           <w:sz w:val="28"/>
@@ -287,30 +295,26 @@
         <w:spacing w:after="0"/>
         <w:jc w:val="center"/>
         <w:rPr>
+          <w:rFonts w:ascii="Arial" w:hAnsi="Arial" w:cs="Arial"/>
           <w:sz w:val="28"/>
           <w:szCs w:val="28"/>
         </w:rPr>
       </w:pPr>
       <w:r>
         <w:rPr>
+          <w:rFonts w:ascii="Arial" w:hAnsi="Arial" w:cs="Arial"/>
           <w:sz w:val="28"/>
           <w:szCs w:val="28"/>
         </w:rPr>
-        <w:t>Nomor</w:t>
+        <w:t xml:space="preserve">Nomor : </w:t>
       </w:r>
       <w:r>
         <w:rPr>
+          <w:rFonts w:ascii="Arial" w:hAnsi="Arial" w:cs="Arial"/>
           <w:sz w:val="28"/>
           <w:szCs w:val="28"/>
         </w:rPr>
-        <w:t xml:space="preserve"> : </w:t>
-      </w:r>
-      <w:r>
-        <w:rPr>
-          <w:sz w:val="28"/>
-          <w:szCs w:val="28"/>
-        </w:rPr>
-        <w:t>800.1.11.1/1338-Sekretariat</w:t>
+        <w:t>{{nomor}}</w:t>
       </w:r>
     </w:p>
     <w:p>
@@ -318,82 +322,11 @@
         <w:spacing w:after="0"/>
         <w:jc w:val="center"/>
         <w:rPr>
+          <w:rFonts w:ascii="Arial" w:hAnsi="Arial" w:cs="Arial"/>
           <w:sz w:val="28"/>
           <w:szCs w:val="28"/>
         </w:rPr>
       </w:pPr>
-      <w:r>
-        <w:rPr>
-          <w:rFonts w:ascii="Arial" w:hAnsi="Arial" w:cs="Arial"/>
-          <w:noProof/>
-          <w:sz w:val="24"/>
-          <w:szCs w:val="24"/>
-          <w14:ligatures w14:val="standardContextual"/>
-        </w:rPr>
-        <w:drawing>
-          <wp:anchor distT="0" distB="0" distL="114300" distR="114300" simplePos="0" relativeHeight="251660288" behindDoc="0" locked="0" layoutInCell="1" allowOverlap="1" wp14:anchorId="34F20D2A" wp14:editId="3AB6CCC8">
-            <wp:simplePos x="0" y="0"/>
-            <wp:positionH relativeFrom="column">
-              <wp:posOffset>2390775</wp:posOffset>
-            </wp:positionH>
-            <wp:positionV relativeFrom="paragraph">
-              <wp:posOffset>4866640</wp:posOffset>
-            </wp:positionV>
-            <wp:extent cx="3563200" cy="958670"/>
-            <wp:effectExtent l="0" t="0" r="0" b="0"/>
-            <wp:wrapNone/>
-            <wp:docPr id="128" name="Picture 127">
-              <a:extLst xmlns:a="http://schemas.openxmlformats.org/drawingml/2006/main">
-                <a:ext uri="{FF2B5EF4-FFF2-40B4-BE49-F238E27FC236}">
-                  <a16:creationId xmlns:a16="http://schemas.microsoft.com/office/drawing/2014/main" id="{8586ECBD-6CB6-44F3-9EF8-75F3E8256088}"/>
-                </a:ext>
-              </a:extLst>
-            </wp:docPr>
-            <wp:cNvGraphicFramePr>
-              <a:graphicFrameLocks xmlns:a="http://schemas.openxmlformats.org/drawingml/2006/main" noChangeAspect="1"/>
-            </wp:cNvGraphicFramePr>
-            <a:graphic xmlns:a="http://schemas.openxmlformats.org/drawingml/2006/main">
-              <a:graphicData uri="http://schemas.openxmlformats.org/drawingml/2006/picture">
-                <pic:pic xmlns:pic="http://schemas.openxmlformats.org/drawingml/2006/picture">
-                  <pic:nvPicPr>
-                    <pic:cNvPr id="128" name="Picture 127">
-                      <a:extLst>
-                        <a:ext uri="{FF2B5EF4-FFF2-40B4-BE49-F238E27FC236}">
-                          <a16:creationId xmlns:a16="http://schemas.microsoft.com/office/drawing/2014/main" id="{8586ECBD-6CB6-44F3-9EF8-75F3E8256088}"/>
-                        </a:ext>
-                      </a:extLst>
-                    </pic:cNvPr>
-                    <pic:cNvPicPr>
-                      <a:picLocks noChangeAspect="1"/>
-                    </pic:cNvPicPr>
-                  </pic:nvPicPr>
-                  <pic:blipFill>
-                    <a:blip r:embed="rId8">
-                      <a:extLst>
-                        <a:ext uri="{28A0092B-C50C-407E-A947-70E740481C1C}">
-                          <a14:useLocalDpi xmlns:a14="http://schemas.microsoft.com/office/drawing/2010/main" val="0"/>
-                        </a:ext>
-                      </a:extLst>
-                    </a:blip>
-                    <a:stretch>
-                      <a:fillRect/>
-                    </a:stretch>
-                  </pic:blipFill>
-                  <pic:spPr>
-                    <a:xfrm>
-                      <a:off x="0" y="0"/>
-                      <a:ext cx="3563200" cy="958670"/>
-                    </a:xfrm>
-                    <a:prstGeom prst="rect">
-                      <a:avLst/>
-                    </a:prstGeom>
-                  </pic:spPr>
-                </pic:pic>
-              </a:graphicData>
-            </a:graphic>
-          </wp:anchor>
-        </w:drawing>
-      </w:r>
     </w:p>
     <w:tbl>
       <w:tblPr>
@@ -415,7 +348,8 @@
         <w:gridCol w:w="417"/>
         <w:gridCol w:w="1428"/>
         <w:gridCol w:w="425"/>
-        <w:gridCol w:w="1417"/>
+        <w:gridCol w:w="1410"/>
+        <w:gridCol w:w="7"/>
         <w:gridCol w:w="4208"/>
       </w:tblGrid>
       <w:tr>
@@ -495,25 +429,25 @@
         <w:tc>
           <w:tcPr>
             <w:tcW w:w="7478" w:type="dxa"/>
-            <w:gridSpan w:val="4"/>
-          </w:tcPr>
-          <w:p>
-            <w:pPr>
-              <w:spacing w:line="276" w:lineRule="auto"/>
-              <w:jc w:val="both"/>
-              <w:rPr>
-                <w:rFonts w:ascii="Arial" w:hAnsi="Arial" w:cs="Arial"/>
-                <w:sz w:val="24"/>
-                <w:szCs w:val="24"/>
-              </w:rPr>
-            </w:pPr>
-            <w:r>
-              <w:rPr>
-                <w:rFonts w:ascii="Arial" w:hAnsi="Arial" w:cs="Arial"/>
-                <w:sz w:val="24"/>
-                <w:szCs w:val="24"/>
-              </w:rPr>
-              <w:t>Dalam rangka pelaksanaan program kerja Dinas Kebudayaan dan Pariwisata Kabupaten Bogor untuk Kegiatan Perencanaan, Penganggaran, dan Evaluasi Kinerja Perangkat Daerah.</w:t>
+            <w:gridSpan w:val="5"/>
+          </w:tcPr>
+          <w:p>
+            <w:pPr>
+              <w:spacing w:line="276" w:lineRule="auto"/>
+              <w:jc w:val="both"/>
+              <w:rPr>
+                <w:rFonts w:ascii="Arial" w:hAnsi="Arial" w:cs="Arial"/>
+                <w:sz w:val="24"/>
+                <w:szCs w:val="24"/>
+              </w:rPr>
+            </w:pPr>
+            <w:r>
+              <w:rPr>
+                <w:rFonts w:ascii="Arial" w:hAnsi="Arial" w:cs="Arial"/>
+                <w:sz w:val="24"/>
+                <w:szCs w:val="24"/>
+              </w:rPr>
+              <w:t>{{dasar}}</w:t>
             </w:r>
           </w:p>
         </w:tc>
@@ -570,25 +504,25 @@
         <w:tc>
           <w:tcPr>
             <w:tcW w:w="7478" w:type="dxa"/>
-            <w:gridSpan w:val="4"/>
-          </w:tcPr>
-          <w:p>
-            <w:pPr>
-              <w:spacing w:line="276" w:lineRule="auto"/>
-              <w:jc w:val="both"/>
-              <w:rPr>
-                <w:rFonts w:ascii="Arial" w:hAnsi="Arial" w:cs="Arial"/>
-                <w:sz w:val="24"/>
-                <w:szCs w:val="24"/>
-              </w:rPr>
-            </w:pPr>
-            <w:r>
-              <w:rPr>
-                <w:rFonts w:ascii="Arial" w:hAnsi="Arial" w:cs="Arial"/>
-                <w:sz w:val="24"/>
-                <w:szCs w:val="24"/>
-              </w:rPr>
-              <w:t>Dengan Ini Kepala Dinas Kebudayaan dan Pariwisata Kabupaten Bogor.</w:t>
+            <w:gridSpan w:val="5"/>
+          </w:tcPr>
+          <w:p>
+            <w:pPr>
+              <w:spacing w:line="276" w:lineRule="auto"/>
+              <w:jc w:val="both"/>
+              <w:rPr>
+                <w:rFonts w:ascii="Arial" w:hAnsi="Arial" w:cs="Arial"/>
+                <w:sz w:val="24"/>
+                <w:szCs w:val="24"/>
+              </w:rPr>
+            </w:pPr>
+            <w:r>
+              <w:rPr>
+                <w:rFonts w:ascii="Arial" w:hAnsi="Arial" w:cs="Arial"/>
+                <w:sz w:val="24"/>
+                <w:szCs w:val="24"/>
+              </w:rPr>
+              <w:t>Dengan Ini Kepala Dinas Kebudayaan Kabupaten Bogor.</w:t>
             </w:r>
           </w:p>
         </w:tc>
@@ -597,7 +531,7 @@
         <w:tc>
           <w:tcPr>
             <w:tcW w:w="9311" w:type="dxa"/>
-            <w:gridSpan w:val="7"/>
+            <w:gridSpan w:val="8"/>
           </w:tcPr>
           <w:p>
             <w:pPr>
@@ -744,25 +678,25 @@
         <w:tc>
           <w:tcPr>
             <w:tcW w:w="5625" w:type="dxa"/>
-            <w:gridSpan w:val="2"/>
-          </w:tcPr>
-          <w:p>
-            <w:pPr>
-              <w:spacing w:line="276" w:lineRule="auto"/>
-              <w:jc w:val="both"/>
-              <w:rPr>
-                <w:rFonts w:ascii="Arial" w:hAnsi="Arial" w:cs="Arial"/>
-                <w:sz w:val="24"/>
-                <w:szCs w:val="24"/>
-              </w:rPr>
-            </w:pPr>
-            <w:r>
-              <w:rPr>
-                <w:rFonts w:ascii="Arial" w:hAnsi="Arial" w:cs="Arial"/>
-                <w:sz w:val="24"/>
-                <w:szCs w:val="24"/>
-              </w:rPr>
-              <w:t>Romadhoni S Subekti, S.St Par, MM.Par</w:t>
+            <w:gridSpan w:val="3"/>
+          </w:tcPr>
+          <w:p>
+            <w:pPr>
+              <w:spacing w:line="276" w:lineRule="auto"/>
+              <w:jc w:val="both"/>
+              <w:rPr>
+                <w:rFonts w:ascii="Arial" w:hAnsi="Arial" w:cs="Arial"/>
+                <w:sz w:val="24"/>
+                <w:szCs w:val="24"/>
+              </w:rPr>
+            </w:pPr>
+            <w:r>
+              <w:rPr>
+                <w:rFonts w:ascii="Arial" w:hAnsi="Arial" w:cs="Arial"/>
+                <w:sz w:val="24"/>
+                <w:szCs w:val="24"/>
+              </w:rPr>
+              <w:t>{{nama_peserta_1}}</w:t>
             </w:r>
           </w:p>
         </w:tc>
@@ -867,25 +801,25 @@
         <w:tc>
           <w:tcPr>
             <w:tcW w:w="5625" w:type="dxa"/>
-            <w:gridSpan w:val="2"/>
-          </w:tcPr>
-          <w:p>
-            <w:pPr>
-              <w:spacing w:line="276" w:lineRule="auto"/>
-              <w:jc w:val="both"/>
-              <w:rPr>
-                <w:rFonts w:ascii="Arial" w:hAnsi="Arial" w:cs="Arial"/>
-                <w:sz w:val="24"/>
-                <w:szCs w:val="24"/>
-              </w:rPr>
-            </w:pPr>
-            <w:r>
-              <w:rPr>
-                <w:rFonts w:ascii="Arial" w:hAnsi="Arial" w:cs="Arial"/>
-                <w:sz w:val="24"/>
-                <w:szCs w:val="24"/>
-              </w:rPr>
-              <w:t>197808172005011016/IV-a</w:t>
+            <w:gridSpan w:val="3"/>
+          </w:tcPr>
+          <w:p>
+            <w:pPr>
+              <w:spacing w:line="276" w:lineRule="auto"/>
+              <w:jc w:val="both"/>
+              <w:rPr>
+                <w:rFonts w:ascii="Arial" w:hAnsi="Arial" w:cs="Arial"/>
+                <w:sz w:val="24"/>
+                <w:szCs w:val="24"/>
+              </w:rPr>
+            </w:pPr>
+            <w:r>
+              <w:rPr>
+                <w:rFonts w:ascii="Arial" w:hAnsi="Arial" w:cs="Arial"/>
+                <w:sz w:val="24"/>
+                <w:szCs w:val="24"/>
+              </w:rPr>
+              <w:t>{{nip_gol_peserta_1}}</w:t>
             </w:r>
           </w:p>
         </w:tc>
@@ -990,18 +924,26 @@
         <w:tc>
           <w:tcPr>
             <w:tcW w:w="5625" w:type="dxa"/>
-            <w:gridSpan w:val="2"/>
-          </w:tcPr>
-          <w:p>
-            <w:pPr>
-              <w:spacing w:line="276" w:lineRule="auto"/>
-              <w:jc w:val="both"/>
-              <w:rPr>
-                <w:rFonts w:ascii="Arial" w:hAnsi="Arial" w:cs="Arial"/>
-                <w:sz w:val="24"/>
-                <w:szCs w:val="24"/>
-              </w:rPr>
-            </w:pPr>
+            <w:gridSpan w:val="3"/>
+          </w:tcPr>
+          <w:p>
+            <w:pPr>
+              <w:spacing w:line="276" w:lineRule="auto"/>
+              <w:jc w:val="both"/>
+              <w:rPr>
+                <w:rFonts w:ascii="Arial" w:hAnsi="Arial" w:cs="Arial"/>
+                <w:sz w:val="24"/>
+                <w:szCs w:val="24"/>
+              </w:rPr>
+            </w:pPr>
+            <w:r>
+              <w:rPr>
+                <w:rFonts w:ascii="Arial" w:hAnsi="Arial" w:cs="Arial"/>
+                <w:sz w:val="24"/>
+                <w:szCs w:val="24"/>
+              </w:rPr>
+              <w:t>{{jabatan_peserta_1}}</w:t>
+            </w:r>
           </w:p>
         </w:tc>
       </w:tr>
@@ -1113,18 +1055,26 @@
         <w:tc>
           <w:tcPr>
             <w:tcW w:w="5625" w:type="dxa"/>
-            <w:gridSpan w:val="2"/>
-          </w:tcPr>
-          <w:p>
-            <w:pPr>
-              <w:spacing w:line="276" w:lineRule="auto"/>
-              <w:jc w:val="both"/>
-              <w:rPr>
-                <w:rFonts w:ascii="Arial" w:hAnsi="Arial" w:cs="Arial"/>
-                <w:sz w:val="24"/>
-                <w:szCs w:val="24"/>
-              </w:rPr>
-            </w:pPr>
+            <w:gridSpan w:val="3"/>
+          </w:tcPr>
+          <w:p>
+            <w:pPr>
+              <w:spacing w:line="276" w:lineRule="auto"/>
+              <w:jc w:val="both"/>
+              <w:rPr>
+                <w:rFonts w:ascii="Arial" w:hAnsi="Arial" w:cs="Arial"/>
+                <w:sz w:val="24"/>
+                <w:szCs w:val="24"/>
+              </w:rPr>
+            </w:pPr>
+            <w:r>
+              <w:rPr>
+                <w:rFonts w:ascii="Arial" w:hAnsi="Arial" w:cs="Arial"/>
+                <w:sz w:val="24"/>
+                <w:szCs w:val="24"/>
+              </w:rPr>
+              <w:t>{{nama_peserta_2}}</w:t>
+            </w:r>
           </w:p>
         </w:tc>
       </w:tr>
@@ -1228,18 +1178,26 @@
         <w:tc>
           <w:tcPr>
             <w:tcW w:w="5625" w:type="dxa"/>
-            <w:gridSpan w:val="2"/>
-          </w:tcPr>
-          <w:p>
-            <w:pPr>
-              <w:spacing w:line="276" w:lineRule="auto"/>
-              <w:jc w:val="both"/>
-              <w:rPr>
-                <w:rFonts w:ascii="Arial" w:hAnsi="Arial" w:cs="Arial"/>
-                <w:sz w:val="24"/>
-                <w:szCs w:val="24"/>
-              </w:rPr>
-            </w:pPr>
+            <w:gridSpan w:val="3"/>
+          </w:tcPr>
+          <w:p>
+            <w:pPr>
+              <w:spacing w:line="276" w:lineRule="auto"/>
+              <w:jc w:val="both"/>
+              <w:rPr>
+                <w:rFonts w:ascii="Arial" w:hAnsi="Arial" w:cs="Arial"/>
+                <w:sz w:val="24"/>
+                <w:szCs w:val="24"/>
+              </w:rPr>
+            </w:pPr>
+            <w:r>
+              <w:rPr>
+                <w:rFonts w:ascii="Arial" w:hAnsi="Arial" w:cs="Arial"/>
+                <w:sz w:val="24"/>
+                <w:szCs w:val="24"/>
+              </w:rPr>
+              <w:t>{{nip_gol_peserta_2}}</w:t>
+            </w:r>
           </w:p>
         </w:tc>
       </w:tr>
@@ -1343,18 +1301,26 @@
         <w:tc>
           <w:tcPr>
             <w:tcW w:w="5625" w:type="dxa"/>
-            <w:gridSpan w:val="2"/>
-          </w:tcPr>
-          <w:p>
-            <w:pPr>
-              <w:spacing w:line="276" w:lineRule="auto"/>
-              <w:jc w:val="both"/>
-              <w:rPr>
-                <w:rFonts w:ascii="Arial" w:hAnsi="Arial" w:cs="Arial"/>
-                <w:sz w:val="24"/>
-                <w:szCs w:val="24"/>
-              </w:rPr>
-            </w:pPr>
+            <w:gridSpan w:val="3"/>
+          </w:tcPr>
+          <w:p>
+            <w:pPr>
+              <w:spacing w:line="276" w:lineRule="auto"/>
+              <w:jc w:val="both"/>
+              <w:rPr>
+                <w:rFonts w:ascii="Arial" w:hAnsi="Arial" w:cs="Arial"/>
+                <w:sz w:val="24"/>
+                <w:szCs w:val="24"/>
+              </w:rPr>
+            </w:pPr>
+            <w:r>
+              <w:rPr>
+                <w:rFonts w:ascii="Arial" w:hAnsi="Arial" w:cs="Arial"/>
+                <w:sz w:val="24"/>
+                <w:szCs w:val="24"/>
+              </w:rPr>
+              <w:t>{{jabatan_peserta_2}}</w:t>
+            </w:r>
           </w:p>
         </w:tc>
       </w:tr>
@@ -1410,7 +1376,7 @@
         <w:tc>
           <w:tcPr>
             <w:tcW w:w="7895" w:type="dxa"/>
-            <w:gridSpan w:val="5"/>
+            <w:gridSpan w:val="6"/>
           </w:tcPr>
           <w:p>
             <w:pPr>
@@ -1433,7 +1399,59 @@
                 <w:sz w:val="24"/>
                 <w:szCs w:val="24"/>
               </w:rPr>
-              <w:t>Koordinasi Perencanaan Pengembangan Pariwisata ke Dinas Pariwisata dan Kebudayaan Prov Jawa Barat, Dinas Pariwisata dan Kebudayaan Kota Bandung dan , Dinas Pariwisata dan Kebudayaan Kabupaten Garut, pada hari Senin s.d Jumat, tanggal 5 s.d 9 Januari 2026.</w:t>
+              <w:t>{{</w:t>
+            </w:r>
+            <w:proofErr w:type="spellStart"/>
+            <w:r>
+              <w:rPr>
+                <w:rFonts w:ascii="Arial" w:hAnsi="Arial" w:cs="Arial"/>
+                <w:sz w:val="24"/>
+                <w:szCs w:val="24"/>
+              </w:rPr>
+              <w:t>deskripsi_tugas</w:t>
+            </w:r>
+            <w:proofErr w:type="spellEnd"/>
+            <w:r>
+              <w:rPr>
+                <w:rFonts w:ascii="Arial" w:hAnsi="Arial" w:cs="Arial"/>
+                <w:sz w:val="24"/>
+                <w:szCs w:val="24"/>
+              </w:rPr>
+              <w:t>}}</w:t>
+            </w:r>
+            <w:r>
+              <w:rPr>
+                <w:rFonts w:ascii="Arial" w:hAnsi="Arial" w:cs="Arial"/>
+                <w:sz w:val="24"/>
+                <w:szCs w:val="24"/>
+              </w:rPr>
+              <w:t xml:space="preserve"> pada </w:t>
+            </w:r>
+            <w:r>
+              <w:rPr>
+                <w:rFonts w:ascii="Arial" w:hAnsi="Arial" w:cs="Arial"/>
+                <w:sz w:val="24"/>
+                <w:szCs w:val="24"/>
+              </w:rPr>
+              <w:t>{{</w:t>
+            </w:r>
+            <w:proofErr w:type="spellStart"/>
+            <w:r>
+              <w:rPr>
+                <w:rFonts w:ascii="Arial" w:hAnsi="Arial" w:cs="Arial"/>
+                <w:sz w:val="24"/>
+                <w:szCs w:val="24"/>
+              </w:rPr>
+              <w:t>hari_tanggal_tugas</w:t>
+            </w:r>
+            <w:proofErr w:type="spellEnd"/>
+            <w:r>
+              <w:rPr>
+                <w:rFonts w:ascii="Arial" w:hAnsi="Arial" w:cs="Arial"/>
+                <w:sz w:val="24"/>
+                <w:szCs w:val="24"/>
+              </w:rPr>
+              <w:t>}}.</w:t>
             </w:r>
           </w:p>
           <w:p>
@@ -1451,13 +1469,95 @@
                 <w:szCs w:val="24"/>
               </w:rPr>
             </w:pPr>
-            <w:r>
-              <w:rPr>
-                <w:rFonts w:ascii="Arial" w:hAnsi="Arial" w:cs="Arial"/>
-                <w:sz w:val="24"/>
-                <w:szCs w:val="24"/>
-              </w:rPr>
-              <w:t>Melaporkan pelaksanaan kegiatan kepada pimpinan.</w:t>
+            <w:proofErr w:type="spellStart"/>
+            <w:r>
+              <w:rPr>
+                <w:rFonts w:ascii="Arial" w:hAnsi="Arial" w:cs="Arial"/>
+                <w:sz w:val="24"/>
+                <w:szCs w:val="24"/>
+              </w:rPr>
+              <w:t>Melaporkan</w:t>
+            </w:r>
+            <w:proofErr w:type="spellEnd"/>
+            <w:r>
+              <w:rPr>
+                <w:rFonts w:ascii="Arial" w:hAnsi="Arial" w:cs="Arial"/>
+                <w:sz w:val="24"/>
+                <w:szCs w:val="24"/>
+              </w:rPr>
+              <w:t xml:space="preserve"> </w:t>
+            </w:r>
+            <w:proofErr w:type="spellStart"/>
+            <w:r>
+              <w:rPr>
+                <w:rFonts w:ascii="Arial" w:hAnsi="Arial" w:cs="Arial"/>
+                <w:sz w:val="24"/>
+                <w:szCs w:val="24"/>
+              </w:rPr>
+              <w:t>pelaksanaan</w:t>
+            </w:r>
+            <w:proofErr w:type="spellEnd"/>
+            <w:r>
+              <w:rPr>
+                <w:rFonts w:ascii="Arial" w:hAnsi="Arial" w:cs="Arial"/>
+                <w:sz w:val="24"/>
+                <w:szCs w:val="24"/>
+              </w:rPr>
+              <w:t xml:space="preserve"> </w:t>
+            </w:r>
+            <w:proofErr w:type="spellStart"/>
+            <w:r>
+              <w:rPr>
+                <w:rFonts w:ascii="Arial" w:hAnsi="Arial" w:cs="Arial"/>
+                <w:sz w:val="24"/>
+                <w:szCs w:val="24"/>
+              </w:rPr>
+              <w:t>kegiatan</w:t>
+            </w:r>
+            <w:proofErr w:type="spellEnd"/>
+            <w:r>
+              <w:rPr>
+                <w:rFonts w:ascii="Arial" w:hAnsi="Arial" w:cs="Arial"/>
+                <w:sz w:val="24"/>
+                <w:szCs w:val="24"/>
+              </w:rPr>
+              <w:t xml:space="preserve"> </w:t>
+            </w:r>
+            <w:proofErr w:type="spellStart"/>
+            <w:r>
+              <w:rPr>
+                <w:rFonts w:ascii="Arial" w:hAnsi="Arial" w:cs="Arial"/>
+                <w:sz w:val="24"/>
+                <w:szCs w:val="24"/>
+              </w:rPr>
+              <w:t>kepada</w:t>
+            </w:r>
+            <w:proofErr w:type="spellEnd"/>
+            <w:r>
+              <w:rPr>
+                <w:rFonts w:ascii="Arial" w:hAnsi="Arial" w:cs="Arial"/>
+                <w:sz w:val="24"/>
+                <w:szCs w:val="24"/>
+              </w:rPr>
+              <w:t xml:space="preserve"> </w:t>
+            </w:r>
+            <w:proofErr w:type="spellStart"/>
+            <w:r>
+              <w:rPr>
+                <w:rFonts w:ascii="Arial" w:hAnsi="Arial" w:cs="Arial"/>
+                <w:sz w:val="24"/>
+                <w:szCs w:val="24"/>
+              </w:rPr>
+              <w:t>pimpinan</w:t>
+            </w:r>
+            <w:proofErr w:type="spellEnd"/>
+            <w:r>
+              <w:rPr>
+                <w:rFonts w:ascii="Arial" w:hAnsi="Arial" w:cs="Arial"/>
+                <w:sz w:val="24"/>
+                <w:szCs w:val="24"/>
+              </w:rPr>
+              <w:t>.</w:t>
             </w:r>
           </w:p>
           <w:p>
@@ -1478,7 +1578,7 @@
         <w:tc>
           <w:tcPr>
             <w:tcW w:w="9311" w:type="dxa"/>
-            <w:gridSpan w:val="7"/>
+            <w:gridSpan w:val="8"/>
           </w:tcPr>
           <w:p>
             <w:pPr>
@@ -1585,7 +1685,7 @@
         <w:tc>
           <w:tcPr>
             <w:tcW w:w="5625" w:type="dxa"/>
-            <w:gridSpan w:val="2"/>
+            <w:gridSpan w:val="3"/>
           </w:tcPr>
           <w:p>
             <w:pPr>
@@ -1652,7 +1752,7 @@
         <w:tc>
           <w:tcPr>
             <w:tcW w:w="3270" w:type="dxa"/>
-            <w:gridSpan w:val="3"/>
+            <w:gridSpan w:val="4"/>
           </w:tcPr>
           <w:p>
             <w:pPr>
@@ -1685,15 +1785,15 @@
                 <w:sz w:val="24"/>
                 <w:szCs w:val="24"/>
               </w:rPr>
-              <w:t>Ditetapkan di</w:t>
-            </w:r>
-            <w:r>
-              <w:rPr>
-                <w:rFonts w:ascii="Arial" w:hAnsi="Arial" w:cs="Arial"/>
-                <w:sz w:val="24"/>
-                <w:szCs w:val="24"/>
-              </w:rPr>
-              <w:t xml:space="preserve"> : Sukaraja</w:t>
+              <w:t xml:space="preserve">Ditetapkan di : </w:t>
+            </w:r>
+            <w:r>
+              <w:rPr>
+                <w:rFonts w:ascii="Arial" w:hAnsi="Arial" w:cs="Arial"/>
+                <w:sz w:val="24"/>
+                <w:szCs w:val="24"/>
+              </w:rPr>
+              <w:t>{{kota}}</w:t>
             </w:r>
           </w:p>
         </w:tc>
@@ -1750,7 +1850,7 @@
         <w:tc>
           <w:tcPr>
             <w:tcW w:w="3270" w:type="dxa"/>
-            <w:gridSpan w:val="3"/>
+            <w:gridSpan w:val="4"/>
           </w:tcPr>
           <w:p>
             <w:pPr>
@@ -1783,23 +1883,33 @@
                 <w:sz w:val="24"/>
                 <w:szCs w:val="24"/>
               </w:rPr>
-              <w:t>Pada Tanggal</w:t>
-            </w:r>
-            <w:r>
-              <w:rPr>
-                <w:rFonts w:ascii="Arial" w:hAnsi="Arial" w:cs="Arial"/>
-                <w:sz w:val="24"/>
-                <w:szCs w:val="24"/>
-              </w:rPr>
-              <w:t xml:space="preserve"> : </w:t>
-            </w:r>
-            <w:r>
-              <w:rPr>
-                <w:rFonts w:ascii="Arial" w:hAnsi="Arial" w:cs="Arial"/>
-                <w:sz w:val="24"/>
-                <w:szCs w:val="24"/>
-              </w:rPr>
-              <w:t>2 Januari 2026</w:t>
+              <w:t xml:space="preserve">Pada Tanggal : </w:t>
+            </w:r>
+            <w:r>
+              <w:rPr>
+                <w:rFonts w:ascii="Arial" w:hAnsi="Arial" w:cs="Arial"/>
+                <w:sz w:val="24"/>
+                <w:szCs w:val="24"/>
+              </w:rPr>
+              <w:t>{{</w:t>
+            </w:r>
+            <w:proofErr w:type="spellStart"/>
+            <w:r>
+              <w:rPr>
+                <w:rFonts w:ascii="Arial" w:hAnsi="Arial" w:cs="Arial"/>
+                <w:sz w:val="24"/>
+                <w:szCs w:val="24"/>
+              </w:rPr>
+              <w:t>tanggal_surat</w:t>
+            </w:r>
+            <w:proofErr w:type="spellEnd"/>
+            <w:r>
+              <w:rPr>
+                <w:rFonts w:ascii="Arial" w:hAnsi="Arial" w:cs="Arial"/>
+                <w:sz w:val="24"/>
+                <w:szCs w:val="24"/>
+              </w:rPr>
+              <w:t>}}</w:t>
             </w:r>
           </w:p>
         </w:tc>
@@ -1887,7 +1997,23 @@
         </w:tc>
         <w:tc>
           <w:tcPr>
-            <w:tcW w:w="5625" w:type="dxa"/>
+            <w:tcW w:w="1410" w:type="dxa"/>
+          </w:tcPr>
+          <w:p>
+            <w:pPr>
+              <w:spacing w:line="276" w:lineRule="auto"/>
+              <w:jc w:val="both"/>
+              <w:rPr>
+                <w:rFonts w:ascii="Arial" w:hAnsi="Arial" w:cs="Arial"/>
+                <w:sz w:val="24"/>
+                <w:szCs w:val="24"/>
+              </w:rPr>
+            </w:pPr>
+          </w:p>
+        </w:tc>
+        <w:tc>
+          <w:tcPr>
+            <w:tcW w:w="4215" w:type="dxa"/>
             <w:gridSpan w:val="2"/>
           </w:tcPr>
           <w:p>
@@ -1900,6 +2026,22 @@
                 <w:szCs w:val="24"/>
               </w:rPr>
             </w:pPr>
+            <w:r>
+              <w:rPr>
+                <w:rFonts w:ascii="Arial" w:eastAsia="Arial" w:hAnsi="Arial" w:cs="Arial"/>
+                <w:sz w:val="24"/>
+                <w:szCs w:val="24"/>
+              </w:rPr>
+              <w:t>Kepala Dinas</w:t>
+            </w:r>
+            <w:r>
+              <w:rPr>
+                <w:rFonts w:ascii="Arial" w:eastAsia="Arial" w:hAnsi="Arial" w:cs="Arial"/>
+                <w:sz w:val="24"/>
+                <w:szCs w:val="24"/>
+              </w:rPr>
+              <w:t>,</w:t>
+            </w:r>
           </w:p>
         </w:tc>
       </w:tr>
@@ -1954,19 +2096,436 @@
         </w:tc>
         <w:tc>
           <w:tcPr>
-            <w:tcW w:w="7478" w:type="dxa"/>
-            <w:gridSpan w:val="4"/>
-          </w:tcPr>
-          <w:p>
-            <w:pPr>
-              <w:spacing w:line="276" w:lineRule="auto"/>
-              <w:jc w:val="both"/>
-              <w:rPr>
-                <w:rFonts w:ascii="Arial" w:hAnsi="Arial" w:cs="Arial"/>
-                <w:sz w:val="24"/>
-                <w:szCs w:val="24"/>
-              </w:rPr>
-            </w:pPr>
+            <w:tcW w:w="3263" w:type="dxa"/>
+            <w:gridSpan w:val="3"/>
+          </w:tcPr>
+          <w:p>
+            <w:pPr>
+              <w:spacing w:line="276" w:lineRule="auto"/>
+              <w:jc w:val="both"/>
+              <w:rPr>
+                <w:rFonts w:ascii="Arial" w:hAnsi="Arial" w:cs="Arial"/>
+                <w:sz w:val="24"/>
+                <w:szCs w:val="24"/>
+              </w:rPr>
+            </w:pPr>
+          </w:p>
+        </w:tc>
+        <w:tc>
+          <w:tcPr>
+            <w:tcW w:w="4215" w:type="dxa"/>
+            <w:gridSpan w:val="2"/>
+          </w:tcPr>
+          <w:p>
+            <w:pPr>
+              <w:spacing w:line="276" w:lineRule="auto"/>
+              <w:jc w:val="both"/>
+              <w:rPr>
+                <w:rFonts w:ascii="Arial" w:hAnsi="Arial" w:cs="Arial"/>
+                <w:sz w:val="24"/>
+                <w:szCs w:val="24"/>
+              </w:rPr>
+            </w:pPr>
+          </w:p>
+        </w:tc>
+      </w:tr>
+      <w:tr>
+        <w:tc>
+          <w:tcPr>
+            <w:tcW w:w="1127" w:type="dxa"/>
+          </w:tcPr>
+          <w:p>
+            <w:pPr>
+              <w:spacing w:line="276" w:lineRule="auto"/>
+              <w:jc w:val="both"/>
+              <w:rPr>
+                <w:rFonts w:ascii="Arial" w:hAnsi="Arial" w:cs="Arial"/>
+                <w:sz w:val="24"/>
+                <w:szCs w:val="24"/>
+              </w:rPr>
+            </w:pPr>
+          </w:p>
+        </w:tc>
+        <w:tc>
+          <w:tcPr>
+            <w:tcW w:w="289" w:type="dxa"/>
+          </w:tcPr>
+          <w:p>
+            <w:pPr>
+              <w:spacing w:line="276" w:lineRule="auto"/>
+              <w:jc w:val="both"/>
+              <w:rPr>
+                <w:rFonts w:ascii="Arial" w:hAnsi="Arial" w:cs="Arial"/>
+                <w:sz w:val="24"/>
+                <w:szCs w:val="24"/>
+              </w:rPr>
+            </w:pPr>
+          </w:p>
+        </w:tc>
+        <w:tc>
+          <w:tcPr>
+            <w:tcW w:w="417" w:type="dxa"/>
+          </w:tcPr>
+          <w:p>
+            <w:pPr>
+              <w:spacing w:line="276" w:lineRule="auto"/>
+              <w:jc w:val="both"/>
+              <w:rPr>
+                <w:rFonts w:ascii="Arial" w:hAnsi="Arial" w:cs="Arial"/>
+                <w:sz w:val="24"/>
+                <w:szCs w:val="24"/>
+              </w:rPr>
+            </w:pPr>
+          </w:p>
+        </w:tc>
+        <w:tc>
+          <w:tcPr>
+            <w:tcW w:w="3263" w:type="dxa"/>
+            <w:gridSpan w:val="3"/>
+          </w:tcPr>
+          <w:p>
+            <w:pPr>
+              <w:spacing w:line="276" w:lineRule="auto"/>
+              <w:jc w:val="both"/>
+              <w:rPr>
+                <w:rFonts w:ascii="Arial" w:hAnsi="Arial" w:cs="Arial"/>
+                <w:sz w:val="24"/>
+                <w:szCs w:val="24"/>
+              </w:rPr>
+            </w:pPr>
+          </w:p>
+        </w:tc>
+        <w:tc>
+          <w:tcPr>
+            <w:tcW w:w="4215" w:type="dxa"/>
+            <w:gridSpan w:val="2"/>
+          </w:tcPr>
+          <w:p>
+            <w:pPr>
+              <w:spacing w:line="276" w:lineRule="auto"/>
+              <w:jc w:val="both"/>
+              <w:rPr>
+                <w:rFonts w:ascii="Arial" w:hAnsi="Arial" w:cs="Arial"/>
+                <w:sz w:val="24"/>
+                <w:szCs w:val="24"/>
+              </w:rPr>
+            </w:pPr>
+          </w:p>
+        </w:tc>
+      </w:tr>
+      <w:tr>
+        <w:tc>
+          <w:tcPr>
+            <w:tcW w:w="1127" w:type="dxa"/>
+          </w:tcPr>
+          <w:p>
+            <w:pPr>
+              <w:spacing w:line="276" w:lineRule="auto"/>
+              <w:jc w:val="both"/>
+              <w:rPr>
+                <w:rFonts w:ascii="Arial" w:hAnsi="Arial" w:cs="Arial"/>
+                <w:sz w:val="24"/>
+                <w:szCs w:val="24"/>
+              </w:rPr>
+            </w:pPr>
+          </w:p>
+        </w:tc>
+        <w:tc>
+          <w:tcPr>
+            <w:tcW w:w="289" w:type="dxa"/>
+          </w:tcPr>
+          <w:p>
+            <w:pPr>
+              <w:spacing w:line="276" w:lineRule="auto"/>
+              <w:jc w:val="both"/>
+              <w:rPr>
+                <w:rFonts w:ascii="Arial" w:hAnsi="Arial" w:cs="Arial"/>
+                <w:sz w:val="24"/>
+                <w:szCs w:val="24"/>
+              </w:rPr>
+            </w:pPr>
+          </w:p>
+        </w:tc>
+        <w:tc>
+          <w:tcPr>
+            <w:tcW w:w="417" w:type="dxa"/>
+          </w:tcPr>
+          <w:p>
+            <w:pPr>
+              <w:spacing w:line="276" w:lineRule="auto"/>
+              <w:jc w:val="both"/>
+              <w:rPr>
+                <w:rFonts w:ascii="Arial" w:hAnsi="Arial" w:cs="Arial"/>
+                <w:sz w:val="24"/>
+                <w:szCs w:val="24"/>
+              </w:rPr>
+            </w:pPr>
+          </w:p>
+        </w:tc>
+        <w:tc>
+          <w:tcPr>
+            <w:tcW w:w="3263" w:type="dxa"/>
+            <w:gridSpan w:val="3"/>
+          </w:tcPr>
+          <w:p>
+            <w:pPr>
+              <w:spacing w:line="276" w:lineRule="auto"/>
+              <w:jc w:val="both"/>
+              <w:rPr>
+                <w:rFonts w:ascii="Arial" w:hAnsi="Arial" w:cs="Arial"/>
+                <w:sz w:val="24"/>
+                <w:szCs w:val="24"/>
+              </w:rPr>
+            </w:pPr>
+          </w:p>
+        </w:tc>
+        <w:tc>
+          <w:tcPr>
+            <w:tcW w:w="4215" w:type="dxa"/>
+            <w:gridSpan w:val="2"/>
+          </w:tcPr>
+          <w:p>
+            <w:pPr>
+              <w:spacing w:line="276" w:lineRule="auto"/>
+              <w:jc w:val="both"/>
+              <w:rPr>
+                <w:rFonts w:ascii="Arial" w:hAnsi="Arial" w:cs="Arial"/>
+                <w:sz w:val="24"/>
+                <w:szCs w:val="24"/>
+              </w:rPr>
+            </w:pPr>
+          </w:p>
+        </w:tc>
+      </w:tr>
+      <w:tr>
+        <w:tc>
+          <w:tcPr>
+            <w:tcW w:w="1127" w:type="dxa"/>
+          </w:tcPr>
+          <w:p>
+            <w:pPr>
+              <w:spacing w:line="276" w:lineRule="auto"/>
+              <w:jc w:val="both"/>
+              <w:rPr>
+                <w:rFonts w:ascii="Arial" w:hAnsi="Arial" w:cs="Arial"/>
+                <w:sz w:val="24"/>
+                <w:szCs w:val="24"/>
+              </w:rPr>
+            </w:pPr>
+          </w:p>
+        </w:tc>
+        <w:tc>
+          <w:tcPr>
+            <w:tcW w:w="289" w:type="dxa"/>
+          </w:tcPr>
+          <w:p>
+            <w:pPr>
+              <w:spacing w:line="276" w:lineRule="auto"/>
+              <w:jc w:val="both"/>
+              <w:rPr>
+                <w:rFonts w:ascii="Arial" w:hAnsi="Arial" w:cs="Arial"/>
+                <w:sz w:val="24"/>
+                <w:szCs w:val="24"/>
+              </w:rPr>
+            </w:pPr>
+          </w:p>
+        </w:tc>
+        <w:tc>
+          <w:tcPr>
+            <w:tcW w:w="417" w:type="dxa"/>
+          </w:tcPr>
+          <w:p>
+            <w:pPr>
+              <w:spacing w:line="276" w:lineRule="auto"/>
+              <w:jc w:val="both"/>
+              <w:rPr>
+                <w:rFonts w:ascii="Arial" w:hAnsi="Arial" w:cs="Arial"/>
+                <w:sz w:val="24"/>
+                <w:szCs w:val="24"/>
+              </w:rPr>
+            </w:pPr>
+          </w:p>
+        </w:tc>
+        <w:tc>
+          <w:tcPr>
+            <w:tcW w:w="3263" w:type="dxa"/>
+            <w:gridSpan w:val="3"/>
+          </w:tcPr>
+          <w:p>
+            <w:pPr>
+              <w:spacing w:line="276" w:lineRule="auto"/>
+              <w:jc w:val="both"/>
+              <w:rPr>
+                <w:rFonts w:ascii="Arial" w:hAnsi="Arial" w:cs="Arial"/>
+                <w:sz w:val="24"/>
+                <w:szCs w:val="24"/>
+              </w:rPr>
+            </w:pPr>
+          </w:p>
+        </w:tc>
+        <w:tc>
+          <w:tcPr>
+            <w:tcW w:w="4215" w:type="dxa"/>
+            <w:gridSpan w:val="2"/>
+          </w:tcPr>
+          <w:p>
+            <w:pPr>
+              <w:spacing w:line="276" w:lineRule="auto"/>
+              <w:jc w:val="both"/>
+              <w:rPr>
+                <w:rFonts w:ascii="Arial" w:hAnsi="Arial" w:cs="Arial"/>
+                <w:b/>
+                <w:bCs/>
+                <w:sz w:val="24"/>
+                <w:szCs w:val="24"/>
+                <w:u w:val="single"/>
+              </w:rPr>
+            </w:pPr>
+            <w:r>
+              <w:rPr>
+                <w:rFonts w:ascii="Arial" w:hAnsi="Arial" w:cs="Arial"/>
+                <w:b/>
+                <w:bCs/>
+                <w:sz w:val="24"/>
+                <w:szCs w:val="24"/>
+                <w:u w:val="single"/>
+              </w:rPr>
+              <w:t>{{</w:t>
+            </w:r>
+            <w:proofErr w:type="spellStart"/>
+            <w:r>
+              <w:rPr>
+                <w:rFonts w:ascii="Arial" w:hAnsi="Arial" w:cs="Arial"/>
+                <w:b/>
+                <w:bCs/>
+                <w:sz w:val="24"/>
+                <w:szCs w:val="24"/>
+                <w:u w:val="single"/>
+              </w:rPr>
+              <w:t>nama_kepala</w:t>
+            </w:r>
+            <w:proofErr w:type="spellEnd"/>
+            <w:r>
+              <w:rPr>
+                <w:rFonts w:ascii="Arial" w:hAnsi="Arial" w:cs="Arial"/>
+                <w:b/>
+                <w:bCs/>
+                <w:sz w:val="24"/>
+                <w:szCs w:val="24"/>
+                <w:u w:val="single"/>
+              </w:rPr>
+              <w:t>}}</w:t>
+            </w:r>
+          </w:p>
+        </w:tc>
+      </w:tr>
+      <w:tr>
+        <w:tc>
+          <w:tcPr>
+            <w:tcW w:w="1127" w:type="dxa"/>
+          </w:tcPr>
+          <w:p>
+            <w:pPr>
+              <w:spacing w:line="276" w:lineRule="auto"/>
+              <w:jc w:val="both"/>
+              <w:rPr>
+                <w:rFonts w:ascii="Arial" w:hAnsi="Arial" w:cs="Arial"/>
+                <w:sz w:val="24"/>
+                <w:szCs w:val="24"/>
+              </w:rPr>
+            </w:pPr>
+          </w:p>
+        </w:tc>
+        <w:tc>
+          <w:tcPr>
+            <w:tcW w:w="289" w:type="dxa"/>
+          </w:tcPr>
+          <w:p>
+            <w:pPr>
+              <w:spacing w:line="276" w:lineRule="auto"/>
+              <w:jc w:val="both"/>
+              <w:rPr>
+                <w:rFonts w:ascii="Arial" w:hAnsi="Arial" w:cs="Arial"/>
+                <w:sz w:val="24"/>
+                <w:szCs w:val="24"/>
+              </w:rPr>
+            </w:pPr>
+          </w:p>
+        </w:tc>
+        <w:tc>
+          <w:tcPr>
+            <w:tcW w:w="417" w:type="dxa"/>
+          </w:tcPr>
+          <w:p>
+            <w:pPr>
+              <w:spacing w:line="276" w:lineRule="auto"/>
+              <w:jc w:val="both"/>
+              <w:rPr>
+                <w:rFonts w:ascii="Arial" w:hAnsi="Arial" w:cs="Arial"/>
+                <w:sz w:val="24"/>
+                <w:szCs w:val="24"/>
+              </w:rPr>
+            </w:pPr>
+          </w:p>
+        </w:tc>
+        <w:tc>
+          <w:tcPr>
+            <w:tcW w:w="3263" w:type="dxa"/>
+            <w:gridSpan w:val="3"/>
+          </w:tcPr>
+          <w:p>
+            <w:pPr>
+              <w:spacing w:line="276" w:lineRule="auto"/>
+              <w:jc w:val="both"/>
+              <w:rPr>
+                <w:rFonts w:ascii="Arial" w:hAnsi="Arial" w:cs="Arial"/>
+                <w:sz w:val="24"/>
+                <w:szCs w:val="24"/>
+              </w:rPr>
+            </w:pPr>
+          </w:p>
+        </w:tc>
+        <w:tc>
+          <w:tcPr>
+            <w:tcW w:w="4215" w:type="dxa"/>
+            <w:gridSpan w:val="2"/>
+          </w:tcPr>
+          <w:p>
+            <w:pPr>
+              <w:spacing w:line="276" w:lineRule="auto"/>
+              <w:jc w:val="both"/>
+              <w:rPr>
+                <w:rFonts w:ascii="Arial" w:hAnsi="Arial" w:cs="Arial"/>
+                <w:sz w:val="24"/>
+                <w:szCs w:val="24"/>
+              </w:rPr>
+            </w:pPr>
+            <w:r>
+              <w:rPr>
+                <w:rFonts w:ascii="Arial" w:hAnsi="Arial" w:cs="Arial"/>
+                <w:sz w:val="24"/>
+                <w:szCs w:val="24"/>
+              </w:rPr>
+              <w:t>NIP. {{</w:t>
+            </w:r>
+            <w:proofErr w:type="spellStart"/>
+            <w:r>
+              <w:rPr>
+                <w:rFonts w:ascii="Arial" w:hAnsi="Arial" w:cs="Arial"/>
+                <w:sz w:val="24"/>
+                <w:szCs w:val="24"/>
+              </w:rPr>
+              <w:t>nip_kepala</w:t>
+            </w:r>
+            <w:proofErr w:type="spellEnd"/>
+            <w:r>
+              <w:rPr>
+                <w:rFonts w:ascii="Arial" w:hAnsi="Arial" w:cs="Arial"/>
+                <w:sz w:val="24"/>
+                <w:szCs w:val="24"/>
+              </w:rPr>
+              <w:t>}}</w:t>
+            </w:r>
           </w:p>
         </w:tc>
       </w:tr>
@@ -2002,7 +2561,7 @@
 </file>
 
 <file path=word/numbering.xml><?xml version="1.0" encoding="utf-8"?>
-<w:numbering xmlns:wpc="http://schemas.microsoft.com/office/word/2010/wordprocessingCanvas" xmlns:cx="http://schemas.microsoft.com/office/drawing/2014/chartex" xmlns:cx1="http://schemas.microsoft.com/office/drawing/2015/9/8/chartex" xmlns:cx2="http://schemas.microsoft.com/office/drawing/2015/10/21/chartex" xmlns:cx3="http://schemas.microsoft.com/office/drawing/2016/5/9/chartex" xmlns:cx4="http://schemas.microsoft.com/office/drawing/2016/5/10/chartex" xmlns:cx5="http://schemas.microsoft.com/office/drawing/2016/5/11/chartex" xmlns:cx6="http://schemas.microsoft.com/office/drawing/2016/5/12/chartex" xmlns:cx7="http://schemas.microsoft.com/office/drawing/2016/5/13/chartex" xmlns:cx8="http://schemas.microsoft.com/office/drawing/2016/5/14/chartex" xmlns:mc="http://schemas.openxmlformats.org/markup-compatibility/2006" xmlns:aink="http://schemas.microsoft.com/office/drawing/2016/ink" xmlns:am3d="http://schemas.microsoft.com/office/drawing/2017/model3d" xmlns:o="urn:schemas-microsoft-com:office:office" xmlns:oel="http://schemas.microsoft.com/office/2019/extlst" xmlns:r="http://schemas.openxmlformats.org/officeDocument/2006/relationships" xmlns:m="http://schemas.openxmlformats.org/officeDocument/2006/math" xmlns:v="urn:schemas-microsoft-com:vml" xmlns:wp14="http://schemas.microsoft.com/office/word/2010/wordprocessingDrawing" xmlns:wp="http://schemas.openxmlformats.org/drawingml/2006/wordprocessingDrawing" xmlns:w10="urn:schemas-microsoft-com:office:word" xmlns:w="http://schemas.openxmlformats.org/wordprocessingml/2006/main" xmlns:w14="http://schemas.microsoft.com/office/word/2010/wordml" xmlns:w15="http://schemas.microsoft.com/office/word/2012/wordml" xmlns:w16cex="http://schemas.microsoft.com/office/word/2018/wordml/cex" xmlns:w16cid="http://schemas.microsoft.com/office/word/2016/wordml/cid" xmlns:w16="http://schemas.microsoft.com/office/word/2018/wordml" xmlns:w16du="http://schemas.microsoft.com/office/word/2023/wordml/word16du" xmlns:w16sdtdh="http://schemas.microsoft.com/office/word/2020/wordml/sdtdatahash" xmlns:w16sdtfl="http://schemas.microsoft.com/office/word/2024/wordml/sdtformatlock" xmlns:w16se="http://schemas.microsoft.com/office/word/2015/wordml/symex" xmlns:wpg="http://schemas.microsoft.com/office/word/2010/wordprocessingGroup" xmlns:wpi="http://schemas.microsoft.com/office/word/2010/wordprocessingInk" xmlns:wne="http://schemas.microsoft.com/office/word/2006/wordml" xmlns:wps="http://schemas.microsoft.com/office/word/2010/wordprocessingShape" mc:Ignorable="w14 w15 w16se w16cid w16 w16cex w16sdtdh w16sdtfl w16du wp14">
+<w:numbering xmlns:wpc="http://schemas.microsoft.com/office/word/2010/wordprocessingCanvas" xmlns:cx="http://schemas.microsoft.com/office/drawing/2014/chartex" xmlns:cx1="http://schemas.microsoft.com/office/drawing/2015/9/8/chartex" xmlns:cx2="http://schemas.microsoft.com/office/drawing/2015/10/21/chartex" xmlns:cx3="http://schemas.microsoft.com/office/drawing/2016/5/9/chartex" xmlns:cx4="http://schemas.microsoft.com/office/drawing/2016/5/10/chartex" xmlns:cx5="http://schemas.microsoft.com/office/drawing/2016/5/11/chartex" xmlns:cx6="http://schemas.microsoft.com/office/drawing/2016/5/12/chartex" xmlns:cx7="http://schemas.microsoft.com/office/drawing/2016/5/13/chartex" xmlns:cx8="http://schemas.microsoft.com/office/drawing/2016/5/14/chartex" xmlns:mc="http://schemas.openxmlformats.org/markup-compatibility/2006" xmlns:aink="http://schemas.microsoft.com/office/drawing/2016/ink" xmlns:am3d="http://schemas.microsoft.com/office/drawing/2017/model3d" xmlns:o="urn:schemas-microsoft-com:office:office" xmlns:oel="http://schemas.microsoft.com/office/2019/extlst" xmlns:r="http://schemas.openxmlformats.org/officeDocument/2006/relationships" xmlns:m="http://schemas.openxmlformats.org/officeDocument/2006/math" xmlns:v="urn:schemas-microsoft-com:vml" xmlns:wp14="http://schemas.microsoft.com/office/word/2010/wordprocessingDrawing" xmlns:wp="http://schemas.openxmlformats.org/drawingml/2006/wordprocessingDrawing" xmlns:w10="urn:schemas-microsoft-com:office:word" xmlns:w="http://schemas.openxmlformats.org/wordprocessingml/2006/main" xmlns:w14="http://schemas.microsoft.com/office/word/2010/wordml" xmlns:w15="http://schemas.microsoft.com/office/word/2012/wordml" xmlns:w16cex="http://schemas.microsoft.com/office/word/2018/wordml/cex" xmlns:w16cid="http://schemas.microsoft.com/office/word/2016/wordml/cid" xmlns:w16="http://schemas.microsoft.com/office/word/2018/wordml" xmlns:w16sdtdh="http://schemas.microsoft.com/office/word/2020/wordml/sdtdatahash" xmlns:w16se="http://schemas.microsoft.com/office/word/2015/wordml/symex" xmlns:wpg="http://schemas.microsoft.com/office/word/2010/wordprocessingGroup" xmlns:wpi="http://schemas.microsoft.com/office/word/2010/wordprocessingInk" xmlns:wne="http://schemas.microsoft.com/office/word/2006/wordml" xmlns:wps="http://schemas.microsoft.com/office/word/2010/wordprocessingShape" mc:Ignorable="w14 w15 w16se w16cid w16 w16cex w16sdtdh wp14">
   <w:abstractNum w:abstractNumId="0" w15:restartNumberingAfterBreak="0">
     <w:nsid w:val="6C2C3435"/>
     <w:multiLevelType w:val="hybridMultilevel"/>
@@ -2099,7 +2658,7 @@
 </file>
 
 <file path=word/styles.xml><?xml version="1.0" encoding="utf-8"?>
-<w:styles xmlns:mc="http://schemas.openxmlformats.org/markup-compatibility/2006" xmlns:r="http://schemas.openxmlformats.org/officeDocument/2006/relationships" xmlns:w="http://schemas.openxmlformats.org/wordprocessingml/2006/main" xmlns:w14="http://schemas.microsoft.com/office/word/2010/wordml" xmlns:w15="http://schemas.microsoft.com/office/word/2012/wordml" xmlns:w16cex="http://schemas.microsoft.com/office/word/2018/wordml/cex" xmlns:w16cid="http://schemas.microsoft.com/office/word/2016/wordml/cid" xmlns:w16="http://schemas.microsoft.com/office/word/2018/wordml" xmlns:w16du="http://schemas.microsoft.com/office/word/2023/wordml/word16du" xmlns:w16sdtdh="http://schemas.microsoft.com/office/word/2020/wordml/sdtdatahash" xmlns:w16sdtfl="http://schemas.microsoft.com/office/word/2024/wordml/sdtformatlock" xmlns:w16se="http://schemas.microsoft.com/office/word/2015/wordml/symex" mc:Ignorable="w14 w15 w16se w16cid w16 w16cex w16sdtdh w16sdtfl w16du">
+<w:styles xmlns:mc="http://schemas.openxmlformats.org/markup-compatibility/2006" xmlns:r="http://schemas.openxmlformats.org/officeDocument/2006/relationships" xmlns:w="http://schemas.openxmlformats.org/wordprocessingml/2006/main" xmlns:w14="http://schemas.microsoft.com/office/word/2010/wordml" xmlns:w15="http://schemas.microsoft.com/office/word/2012/wordml" xmlns:w16cex="http://schemas.microsoft.com/office/word/2018/wordml/cex" xmlns:w16cid="http://schemas.microsoft.com/office/word/2016/wordml/cid" xmlns:w16="http://schemas.microsoft.com/office/word/2018/wordml" xmlns:w16sdtdh="http://schemas.microsoft.com/office/word/2020/wordml/sdtdatahash" xmlns:w16se="http://schemas.microsoft.com/office/word/2015/wordml/symex" mc:Ignorable="w14 w15 w16se w16cid w16 w16cex w16sdtdh">
   <w:docDefaults>
     <w:rPrDefault>
       <w:rPr>
